--- a/assessment/WA (SAQ) - Agentic AI Automation with n8n - v5.docx
+++ b/assessment/WA (SAQ) - Agentic AI Automation with n8n - v5.docx
@@ -221,166 +221,6 @@
         <w:t>Version v5</w:t>
       </w:r>
     </w:p>
-    <w:p>
-      <w:r>
-        <w:br w:type="page"/>
-      </w:r>
-    </w:p>
-    <w:p>
-      <w:pPr>
-        <w:spacing w:after="120"/>
-      </w:pPr>
-      <w:r>
-        <w:rPr>
-          <w:b/>
-          <w:color w:val="111827"/>
-          <w:sz w:val="24"/>
-        </w:rPr>
-        <w:t>DOCUMENT VERSION CONTROL RECORD</w:t>
-      </w:r>
-    </w:p>
-    <w:tbl>
-      <w:tblPr>
-        <w:tblStyle w:val="TableGrid"/>
-        <w:tblW w:type="auto" w:w="0"/>
-        <w:jc w:val="center"/>
-        <w:tblLook w:firstColumn="1" w:firstRow="1" w:lastColumn="0" w:lastRow="0" w:noHBand="0" w:noVBand="1" w:val="04A0"/>
-      </w:tblPr>
-      <w:tblGrid>
-        <w:gridCol w:w="2160"/>
-        <w:gridCol w:w="2160"/>
-        <w:gridCol w:w="2160"/>
-        <w:gridCol w:w="2160"/>
-      </w:tblGrid>
-      <w:tr>
-        <w:tc>
-          <w:tcPr>
-            <w:tcW w:type="dxa" w:w="2160"/>
-            <w:shd w:val="clear" w:color="auto" w:fill="1F6FEB"/>
-          </w:tcPr>
-          <w:p>
-            <w:r/>
-            <w:r>
-              <w:rPr>
-                <w:b/>
-                <w:color w:val="FFFFFF"/>
-                <w:sz w:val="19"/>
-              </w:rPr>
-              <w:t>Version Number</w:t>
-            </w:r>
-          </w:p>
-        </w:tc>
-        <w:tc>
-          <w:tcPr>
-            <w:tcW w:type="dxa" w:w="2160"/>
-            <w:shd w:val="clear" w:color="auto" w:fill="1F6FEB"/>
-          </w:tcPr>
-          <w:p>
-            <w:r/>
-            <w:r>
-              <w:rPr>
-                <w:b/>
-                <w:color w:val="FFFFFF"/>
-                <w:sz w:val="19"/>
-              </w:rPr>
-              <w:t>Effective Date of Release</w:t>
-            </w:r>
-          </w:p>
-        </w:tc>
-        <w:tc>
-          <w:tcPr>
-            <w:tcW w:type="dxa" w:w="2160"/>
-            <w:shd w:val="clear" w:color="auto" w:fill="1F6FEB"/>
-          </w:tcPr>
-          <w:p>
-            <w:r/>
-            <w:r>
-              <w:rPr>
-                <w:b/>
-                <w:color w:val="FFFFFF"/>
-                <w:sz w:val="19"/>
-              </w:rPr>
-              <w:t>Summary of Included Changes</w:t>
-            </w:r>
-          </w:p>
-        </w:tc>
-        <w:tc>
-          <w:tcPr>
-            <w:tcW w:type="dxa" w:w="2160"/>
-            <w:shd w:val="clear" w:color="auto" w:fill="1F6FEB"/>
-          </w:tcPr>
-          <w:p>
-            <w:r/>
-            <w:r>
-              <w:rPr>
-                <w:b/>
-                <w:color w:val="FFFFFF"/>
-                <w:sz w:val="19"/>
-              </w:rPr>
-              <w:t>Author</w:t>
-            </w:r>
-          </w:p>
-        </w:tc>
-      </w:tr>
-      <w:tr>
-        <w:tc>
-          <w:tcPr>
-            <w:tcW w:type="dxa" w:w="2160"/>
-          </w:tcPr>
-          <w:p>
-            <w:r/>
-            <w:r>
-              <w:rPr>
-                <w:sz w:val="19"/>
-              </w:rPr>
-              <w:t>v5</w:t>
-            </w:r>
-          </w:p>
-        </w:tc>
-        <w:tc>
-          <w:tcPr>
-            <w:tcW w:type="dxa" w:w="2160"/>
-          </w:tcPr>
-          <w:p>
-            <w:r/>
-            <w:r>
-              <w:rPr>
-                <w:sz w:val="19"/>
-              </w:rPr>
-              <w:t>1 July 2026</w:t>
-            </w:r>
-          </w:p>
-        </w:tc>
-        <w:tc>
-          <w:tcPr>
-            <w:tcW w:type="dxa" w:w="2160"/>
-          </w:tcPr>
-          <w:p>
-            <w:r/>
-            <w:r>
-              <w:rPr>
-                <w:sz w:val="19"/>
-              </w:rPr>
-              <w:t>Aligned all 12 SAQ knowledge questions to the current slides (triggers, action nodes, AI-agent components, RAG, embeddings &amp; the 1536 vector-dimension rule, persistent vector databases, guardrails, webhooks, LLM providers); added the WSQ cover page + version control; standardised the version across the question paper and answer key</w:t>
-            </w:r>
-          </w:p>
-        </w:tc>
-        <w:tc>
-          <w:tcPr>
-            <w:tcW w:type="dxa" w:w="2160"/>
-          </w:tcPr>
-          <w:p>
-            <w:r/>
-            <w:r>
-              <w:rPr>
-                <w:sz w:val="19"/>
-              </w:rPr>
-              <w:t>Tertiary Infotech Academy Pte Ltd</w:t>
-            </w:r>
-          </w:p>
-        </w:tc>
-      </w:tr>
-    </w:tbl>
     <w:p>
       <w:r>
         <w:br w:type="page"/>

--- a/assessment/WA (SAQ) - Agentic AI Automation with n8n - v5.docx
+++ b/assessment/WA (SAQ) - Agentic AI Automation with n8n - v5.docx
@@ -258,7 +258,7 @@
     </w:p>
     <w:p>
       <w:pPr>
-        <w:spacing w:after="200" w:before="0"/>
+        <w:spacing w:after="240" w:before="0"/>
         <w:jc w:val="center"/>
       </w:pPr>
       <w:r>
@@ -282,12 +282,12 @@
           <w:color w:val="1F6FEB"/>
           <w:sz w:val="26"/>
         </w:rPr>
-        <w:t>A: Trainee Information</w:t>
+        <w:t>Trainee Information</w:t>
       </w:r>
     </w:p>
     <w:p>
       <w:pPr>
-        <w:spacing w:after="80" w:before="0"/>
+        <w:spacing w:after="120" w:before="0"/>
       </w:pPr>
       <w:r>
         <w:rPr>
@@ -300,7 +300,7 @@
     </w:p>
     <w:p>
       <w:pPr>
-        <w:spacing w:after="80" w:before="0"/>
+        <w:spacing w:after="120" w:before="0"/>
       </w:pPr>
       <w:r>
         <w:rPr>
@@ -313,7 +313,7 @@
     </w:p>
     <w:p>
       <w:pPr>
-        <w:spacing w:after="80" w:before="0"/>
+        <w:spacing w:after="120" w:before="0"/>
       </w:pPr>
       <w:r>
         <w:rPr>
@@ -335,12 +335,12 @@
           <w:color w:val="1F6FEB"/>
           <w:sz w:val="26"/>
         </w:rPr>
-        <w:t>B: Instructions to Candidate</w:t>
+        <w:t>Instructions to Candidate</w:t>
       </w:r>
     </w:p>
     <w:p>
       <w:pPr>
-        <w:spacing w:after="60"/>
+        <w:spacing w:after="80"/>
       </w:pPr>
       <w:r>
         <w:rPr>
@@ -351,7 +351,7 @@
     </w:p>
     <w:p>
       <w:pPr>
-        <w:spacing w:after="60"/>
+        <w:spacing w:after="80"/>
       </w:pPr>
       <w:r>
         <w:rPr>
@@ -362,7 +362,7 @@
     </w:p>
     <w:p>
       <w:pPr>
-        <w:spacing w:after="60"/>
+        <w:spacing w:after="80"/>
       </w:pPr>
       <w:r>
         <w:rPr>
@@ -373,7 +373,7 @@
     </w:p>
     <w:p>
       <w:pPr>
-        <w:spacing w:after="60"/>
+        <w:spacing w:after="80"/>
       </w:pPr>
       <w:r>
         <w:rPr>
@@ -384,7 +384,78 @@
     </w:p>
     <w:p>
       <w:pPr>
-        <w:spacing w:after="120" w:before="160"/>
+        <w:spacing w:after="80"/>
+      </w:pPr>
+      <w:r>
+        <w:rPr>
+          <w:sz w:val="22"/>
+        </w:rPr>
+        <w:t>5.  Place phones and other materials under the table or on the floor.</w:t>
+      </w:r>
+    </w:p>
+    <w:p>
+      <w:pPr>
+        <w:spacing w:after="80"/>
+      </w:pPr>
+      <w:r>
+        <w:rPr>
+          <w:sz w:val="22"/>
+        </w:rPr>
+        <w:t>6.  No photos or recording of assessment scripts.</w:t>
+      </w:r>
+    </w:p>
+    <w:p>
+      <w:pPr>
+        <w:spacing w:after="80"/>
+      </w:pPr>
+      <w:r>
+        <w:rPr>
+          <w:sz w:val="22"/>
+        </w:rPr>
+        <w:t>7.  No discussion during the assessment.</w:t>
+      </w:r>
+    </w:p>
+    <w:p>
+      <w:pPr>
+        <w:spacing w:after="80"/>
+      </w:pPr>
+      <w:r>
+        <w:rPr>
+          <w:sz w:val="22"/>
+        </w:rPr>
+        <w:t>8.  Use a black/blue pen for hard-copy assessments.</w:t>
+      </w:r>
+    </w:p>
+    <w:p>
+      <w:pPr>
+        <w:spacing w:after="80"/>
+      </w:pPr>
+      <w:r>
+        <w:rPr>
+          <w:sz w:val="22"/>
+        </w:rPr>
+        <w:t>9.  No liquid paper / correction tape.</w:t>
+      </w:r>
+    </w:p>
+    <w:p>
+      <w:pPr>
+        <w:spacing w:after="80"/>
+      </w:pPr>
+      <w:r>
+        <w:rPr>
+          <w:sz w:val="22"/>
+        </w:rPr>
+        <w:t>10.  Scripts are collected when time is up.</w:t>
+      </w:r>
+    </w:p>
+    <w:p>
+      <w:r>
+        <w:br w:type="page"/>
+      </w:r>
+    </w:p>
+    <w:p>
+      <w:pPr>
+        <w:spacing w:after="80" w:before="0"/>
       </w:pPr>
       <w:r>
         <w:rPr>
@@ -393,7 +464,7 @@
           <w:color w:val="1F6FEB"/>
           <w:sz w:val="26"/>
         </w:rPr>
-        <w:t>C: Short-Answer Questions (Knowledge)</w:t>
+        <w:t>Short-Answer Questions (Knowledge)</w:t>
       </w:r>
     </w:p>
     <w:p>

--- a/assessment/WA (SAQ) - Agentic AI Automation with n8n - v5.docx
+++ b/assessment/WA (SAQ) - Agentic AI Automation with n8n - v5.docx
@@ -446,6 +446,72 @@
           <w:sz w:val="22"/>
         </w:rPr>
         <w:t>10.  Scripts are collected when time is up.</w:t>
+      </w:r>
+    </w:p>
+    <w:p>
+      <w:pPr>
+        <w:spacing w:after="120" w:before="160"/>
+      </w:pPr>
+      <w:r>
+        <w:rPr>
+          <w:b/>
+          <w:i w:val="0"/>
+          <w:color w:val="1F6FEB"/>
+          <w:sz w:val="26"/>
+        </w:rPr>
+        <w:t>Grading</w:t>
+      </w:r>
+    </w:p>
+    <w:p>
+      <w:pPr>
+        <w:spacing w:after="160" w:before="0"/>
+      </w:pPr>
+      <w:r>
+        <w:rPr>
+          <w:b w:val="0"/>
+          <w:i w:val="0"/>
+          <w:sz w:val="22"/>
+        </w:rPr>
+        <w:t>Candidate has answered all written questions and demonstrated the underpinning knowledge required for the course learning outcomes.</w:t>
+      </w:r>
+    </w:p>
+    <w:p>
+      <w:pPr>
+        <w:spacing w:after="80" w:before="0"/>
+      </w:pPr>
+      <w:r>
+        <w:rPr>
+          <w:b w:val="0"/>
+          <w:i w:val="0"/>
+          <w:sz w:val="22"/>
+        </w:rPr>
+        <w:t>Grade: _______  (C / NYC)</w:t>
+      </w:r>
+    </w:p>
+    <w:p>
+      <w:pPr>
+        <w:spacing w:after="80" w:before="0"/>
+      </w:pPr>
+      <w:r>
+        <w:rPr>
+          <w:b w:val="0"/>
+          <w:i w:val="0"/>
+          <w:sz w:val="22"/>
+        </w:rPr>
+        <w:t>Assessor Name: __________________________   Assessor NRIC: ________________</w:t>
+      </w:r>
+    </w:p>
+    <w:p>
+      <w:pPr>
+        <w:spacing w:after="80" w:before="0"/>
+      </w:pPr>
+      <w:r>
+        <w:rPr>
+          <w:b w:val="0"/>
+          <w:i w:val="0"/>
+          <w:sz w:val="22"/>
+        </w:rPr>
+        <w:t>Date: ________________________                    Signature: ____________________</w:t>
       </w:r>
     </w:p>
     <w:p>
@@ -1297,87 +1363,6 @@
         <w:spacing w:after="40"/>
       </w:pPr>
     </w:p>
-    <w:p/>
-    <w:p>
-      <w:pPr>
-        <w:spacing w:after="80" w:before="0"/>
-      </w:pPr>
-      <w:r>
-        <w:rPr>
-          <w:b w:val="0"/>
-          <w:i w:val="0"/>
-          <w:color w:val="555B66"/>
-          <w:sz w:val="22"/>
-        </w:rPr>
-        <w:t>______________________________________________________________________________</w:t>
-      </w:r>
-    </w:p>
-    <w:p>
-      <w:pPr>
-        <w:spacing w:after="120" w:before="160"/>
-      </w:pPr>
-      <w:r>
-        <w:rPr>
-          <w:b/>
-          <w:i w:val="0"/>
-          <w:color w:val="1F6FEB"/>
-          <w:sz w:val="26"/>
-        </w:rPr>
-        <w:t>For Official Use Only</w:t>
-      </w:r>
-    </w:p>
-    <w:p>
-      <w:pPr>
-        <w:spacing w:after="160" w:before="0"/>
-      </w:pPr>
-      <w:r>
-        <w:rPr>
-          <w:b w:val="0"/>
-          <w:i w:val="0"/>
-          <w:sz w:val="22"/>
-        </w:rPr>
-        <w:t>Candidate has answered all written questions and demonstrated the underpinning knowledge required for the course learning outcomes.</w:t>
-      </w:r>
-    </w:p>
-    <w:p>
-      <w:pPr>
-        <w:spacing w:after="80" w:before="0"/>
-      </w:pPr>
-      <w:r>
-        <w:rPr>
-          <w:b w:val="0"/>
-          <w:i w:val="0"/>
-          <w:sz w:val="22"/>
-        </w:rPr>
-        <w:t>Grade: _______  (C / NYC)</w:t>
-      </w:r>
-    </w:p>
-    <w:p>
-      <w:pPr>
-        <w:spacing w:after="80" w:before="0"/>
-      </w:pPr>
-      <w:r>
-        <w:rPr>
-          <w:b w:val="0"/>
-          <w:i w:val="0"/>
-          <w:sz w:val="22"/>
-        </w:rPr>
-        <w:t>Assessor Name: __________________________   Assessor NRIC: ________________</w:t>
-      </w:r>
-    </w:p>
-    <w:p>
-      <w:pPr>
-        <w:spacing w:after="80" w:before="0"/>
-      </w:pPr>
-      <w:r>
-        <w:rPr>
-          <w:b w:val="0"/>
-          <w:i w:val="0"/>
-          <w:sz w:val="22"/>
-        </w:rPr>
-        <w:t>Date: ________________________                    Signature: ____________________</w:t>
-      </w:r>
-    </w:p>
     <w:sectPr>
       <w:footerReference w:type="default" r:id="rId11"/>
       <w:pgSz w:w="12240" w:h="15840"/>

--- a/assessment/WA (SAQ) - Agentic AI Automation with n8n - v5.docx
+++ b/assessment/WA (SAQ) - Agentic AI Automation with n8n - v5.docx
@@ -287,7 +287,7 @@
     </w:p>
     <w:p>
       <w:pPr>
-        <w:spacing w:after="120" w:before="0"/>
+        <w:spacing w:after="120" w:before="0" w:line="480" w:lineRule="auto"/>
       </w:pPr>
       <w:r>
         <w:rPr>
@@ -300,7 +300,7 @@
     </w:p>
     <w:p>
       <w:pPr>
-        <w:spacing w:after="120" w:before="0"/>
+        <w:spacing w:after="120" w:before="0" w:line="480" w:lineRule="auto"/>
       </w:pPr>
       <w:r>
         <w:rPr>
@@ -313,7 +313,7 @@
     </w:p>
     <w:p>
       <w:pPr>
-        <w:spacing w:after="120" w:before="0"/>
+        <w:spacing w:after="120" w:before="0" w:line="480" w:lineRule="auto"/>
       </w:pPr>
       <w:r>
         <w:rPr>
@@ -464,7 +464,7 @@
     </w:p>
     <w:p>
       <w:pPr>
-        <w:spacing w:after="160" w:before="0"/>
+        <w:spacing w:after="240" w:before="0"/>
       </w:pPr>
       <w:r>
         <w:rPr>
@@ -477,7 +477,7 @@
     </w:p>
     <w:p>
       <w:pPr>
-        <w:spacing w:after="80" w:before="0"/>
+        <w:spacing w:after="120" w:before="0" w:line="480" w:lineRule="auto"/>
       </w:pPr>
       <w:r>
         <w:rPr>
@@ -490,7 +490,7 @@
     </w:p>
     <w:p>
       <w:pPr>
-        <w:spacing w:after="80" w:before="0"/>
+        <w:spacing w:after="120" w:before="0" w:line="480" w:lineRule="auto"/>
       </w:pPr>
       <w:r>
         <w:rPr>
@@ -503,7 +503,7 @@
     </w:p>
     <w:p>
       <w:pPr>
-        <w:spacing w:after="80" w:before="0"/>
+        <w:spacing w:after="120" w:before="0" w:line="480" w:lineRule="auto"/>
       </w:pPr>
       <w:r>
         <w:rPr>
